--- a/templates/cmr_sk_template.docx
+++ b/templates/cmr_sk_template.docx
@@ -207,30 +207,17 @@
               </w:rPr>
               <w:pict w14:anchorId="056B8344">
                 <v:group id="Group 2" o:spid="_x0000_s1026" style="position:absolute;margin-left:6.45pt;margin-top:3.9pt;width:252.05pt;height:72.05pt;z-index:251657728;mso-position-horizontal-relative:text;mso-position-vertical-relative:text" coordorigin="1,-1" coordsize="19997,20002">
-                  <v:rect id="Rectangles 3" o:spid="_x0000_s1027" style="position:absolute;left:6856;top:2026;width:4574;height:6010" filled="f" stroked="f" strokeweight="0">
+                  <v:rect id="Rectangles 3" o:spid="_x0000_s1027" style="position:absolute;left:7999;top:2012;width:3431;height:6010;v-text-anchor:middle" filled="f" stroked="f" strokeweight="0">
                     <v:textbox inset="0,0,0,0">
                       <w:txbxContent>
                         <w:p>
                           <w:pPr>
                             <w:pStyle w:val="6"/>
+                            <w:spacing w:before="0" w:after="0"/>
+                            <w:jc w:val="center"/>
                           </w:pPr>
                           <w:r>
-                            <w:rPr>
-                              <w:lang w:val="ru-RU"/>
-                            </w:rPr>
-                            <w:t xml:space="preserve">    </w:t>
-                          </w:r>
-                          <w:r>
                             <w:t>CMR</w:t>
-                          </w:r>
-                          <w:r>
-                            <w:t xml:space="preserve">      </w:t>
-                          </w:r>
-                          <w:r>
-                            <w:rPr>
-                              <w:lang w:val="ru-RU"/>
-                            </w:rPr>
-                            <w:t xml:space="preserve"> </w:t>
                           </w:r>
                         </w:p>
                       </w:txbxContent>
@@ -243,7 +230,7 @@
                         <w:p>
                           <w:pPr>
                             <w:rPr>
-                              <w:rFonts w:ascii="Arial CYR" w:hAnsi="Arial CYR"/>
+                              <w:rFonts w:ascii="Arial" w:hAnsi="Arial"/>
                               <w:b/>
                               <w:color w:val="FF0000"/>
                               <w:sz w:val="12"/>
@@ -252,7 +239,7 @@
                           </w:pPr>
                           <w:r>
                             <w:rPr>
-                              <w:rFonts w:ascii="Arial CYR" w:hAnsi="Arial CYR"/>
+                              <w:rFonts w:ascii="Arial" w:hAnsi="Arial"/>
                               <w:b/>
                               <w:color w:val="FF0000"/>
                               <w:sz w:val="12"/>
@@ -272,7 +259,7 @@
                           </w:r>
                           <w:r>
                             <w:rPr>
-                              <w:rFonts w:ascii="Arial CYR" w:hAnsi="Arial CYR"/>
+                              <w:rFonts w:ascii="Arial" w:hAnsi="Arial"/>
                               <w:b/>
                               <w:color w:val="FF0000"/>
                               <w:sz w:val="12"/>
@@ -282,38 +269,7 @@
                           </w:r>
                           <w:r>
                             <w:rPr>
-                              <w:rFonts w:ascii="Arial CYR" w:hAnsi="Arial CYR"/>
-                              <w:b/>
-                              <w:color w:val="FF0000"/>
-                              <w:sz w:val="12"/>
-                              <w:lang w:val="pl-PL"/>
-                            </w:rPr>
-                            <w:t>y</w:t>
-                          </w:r>
-                        </w:p>
-                        <w:p>
-                          <w:pPr>
-                            <w:rPr>
-                              <w:rFonts w:ascii="Arial CYR" w:hAnsi="Arial CYR"/>
-                              <w:b/>
-                              <w:color w:val="FF0000"/>
-                              <w:sz w:val="12"/>
-                              <w:lang w:val="pl-PL"/>
-                            </w:rPr>
-                          </w:pPr>
-                          <w:r>
-                            <w:rPr>
-                              <w:rFonts w:ascii="Arial CYR" w:hAnsi="Arial CYR"/>
-                              <w:b/>
-                              <w:color w:val="FF0000"/>
-                              <w:sz w:val="12"/>
-                              <w:lang w:val="pl-PL"/>
-                            </w:rPr>
-                            <w:t>towarowo-transportow</w:t>
-                          </w:r>
-                          <w:r>
-                            <w:rPr>
-                              <w:rFonts w:ascii="Arial CYR" w:hAnsi="Arial CYR"/>
+                              <w:rFonts w:ascii="Arial" w:hAnsi="Arial"/>
                               <w:b/>
                               <w:color w:val="FF0000"/>
                               <w:sz w:val="12"/>
@@ -334,7 +290,38 @@
                           </w:pPr>
                           <w:r>
                             <w:rPr>
-                              <w:rFonts w:ascii="Arial CYR" w:hAnsi="Arial CYR"/>
+                              <w:rFonts w:ascii="Arial" w:hAnsi="Arial"/>
+                              <w:b/>
+                              <w:color w:val="FF0000"/>
+                              <w:sz w:val="12"/>
+                              <w:lang w:val="pl-PL"/>
+                            </w:rPr>
+                            <w:t>towarowo-transportow</w:t>
+                          </w:r>
+                          <w:r>
+                            <w:rPr>
+                              <w:rFonts w:ascii="Arial" w:hAnsi="Arial"/>
+                              <w:b/>
+                              <w:color w:val="FF0000"/>
+                              <w:sz w:val="12"/>
+                              <w:lang w:val="pl-PL"/>
+                            </w:rPr>
+                            <w:t>y</w:t>
+                          </w:r>
+                        </w:p>
+                        <w:p>
+                          <w:pPr>
+                            <w:rPr>
+                              <w:rFonts w:ascii="Arial" w:hAnsi="Arial"/>
+                              <w:b/>
+                              <w:color w:val="FF0000"/>
+                              <w:sz w:val="12"/>
+                              <w:lang w:val="pl-PL"/>
+                            </w:rPr>
+                          </w:pPr>
+                          <w:r>
+                            <w:rPr>
+                              <w:rFonts w:ascii="Arial" w:hAnsi="Arial"/>
                               <w:b/>
                               <w:color w:val="FF0000"/>
                               <w:sz w:val="12"/>
@@ -344,7 +331,7 @@
                           </w:r>
                           <w:r>
                             <w:rPr>
-                              <w:rFonts w:ascii="Arial CYR" w:hAnsi="Arial CYR"/>
+                              <w:rFonts w:ascii="Arial" w:hAnsi="Arial"/>
                               <w:b/>
                               <w:color w:val="FF0000"/>
                               <w:sz w:val="12"/>
@@ -406,7 +393,7 @@
                           <w:pPr>
                             <w:spacing w:line="120" w:lineRule="exact"/>
                             <w:rPr>
-                              <w:rFonts w:ascii="Arial CYR" w:hAnsi="Arial CYR"/>
+                              <w:rFonts w:ascii="Arial" w:hAnsi="Arial"/>
                               <w:color w:val="FF0000"/>
                               <w:sz w:val="11"/>
                               <w:lang w:val="pl-PL"/>
@@ -414,7 +401,7 @@
                           </w:pPr>
                           <w:r>
                             <w:rPr>
-                              <w:rFonts w:ascii="Arial CYR" w:hAnsi="Arial CYR"/>
+                              <w:rFonts w:ascii="Arial" w:hAnsi="Arial"/>
                               <w:color w:val="FF0000"/>
                               <w:sz w:val="11"/>
                               <w:lang w:val="pl-PL"/>
@@ -432,7 +419,7 @@
                           </w:r>
                           <w:r>
                             <w:rPr>
-                              <w:rFonts w:ascii="Arial CYR" w:hAnsi="Arial CYR"/>
+                              <w:rFonts w:ascii="Arial" w:hAnsi="Arial"/>
                               <w:color w:val="FF0000"/>
                               <w:sz w:val="11"/>
                               <w:lang w:val="pl-PL"/>
@@ -444,7 +431,7 @@
                           <w:pPr>
                             <w:spacing w:line="120" w:lineRule="exact"/>
                             <w:rPr>
-                              <w:rFonts w:ascii="Arial CYR" w:hAnsi="Arial CYR"/>
+                              <w:rFonts w:ascii="Arial" w:hAnsi="Arial"/>
                               <w:color w:val="FF0000"/>
                               <w:sz w:val="11"/>
                               <w:lang w:val="pl-PL"/>
@@ -452,7 +439,7 @@
                           </w:pPr>
                           <w:r>
                             <w:rPr>
-                              <w:rFonts w:ascii="Arial CYR" w:hAnsi="Arial CYR"/>
+                              <w:rFonts w:ascii="Arial" w:hAnsi="Arial"/>
                               <w:color w:val="FF0000"/>
                               <w:sz w:val="11"/>
                               <w:lang w:val="pl-PL"/>
@@ -470,7 +457,7 @@
                           </w:r>
                           <w:r>
                             <w:rPr>
-                              <w:rFonts w:ascii="Arial CYR" w:hAnsi="Arial CYR"/>
+                              <w:rFonts w:ascii="Arial" w:hAnsi="Arial"/>
                               <w:color w:val="FF0000"/>
                               <w:sz w:val="11"/>
                               <w:lang w:val="pl-PL"/>
@@ -482,7 +469,7 @@
                           <w:pPr>
                             <w:spacing w:line="120" w:lineRule="exact"/>
                             <w:rPr>
-                              <w:rFonts w:ascii="Arial CYR" w:hAnsi="Arial CYR"/>
+                              <w:rFonts w:ascii="Arial" w:hAnsi="Arial"/>
                               <w:color w:val="FF0000"/>
                               <w:sz w:val="11"/>
                               <w:lang w:val="pl-PL"/>
@@ -490,7 +477,7 @@
                           </w:pPr>
                           <w:r>
                             <w:rPr>
-                              <w:rFonts w:ascii="Arial CYR" w:hAnsi="Arial CYR"/>
+                              <w:rFonts w:ascii="Arial" w:hAnsi="Arial"/>
                               <w:color w:val="FF0000"/>
                               <w:sz w:val="11"/>
                               <w:lang w:val="pl-PL"/>
@@ -502,7 +489,7 @@
                           <w:pPr>
                             <w:spacing w:line="120" w:lineRule="exact"/>
                             <w:rPr>
-                              <w:rFonts w:ascii="Arial CYR" w:hAnsi="Arial CYR"/>
+                              <w:rFonts w:ascii="Arial" w:hAnsi="Arial"/>
                               <w:color w:val="FF0000"/>
                               <w:sz w:val="11"/>
                               <w:lang w:val="pl-PL"/>
@@ -510,7 +497,7 @@
                           </w:pPr>
                           <w:r>
                             <w:rPr>
-                              <w:rFonts w:ascii="Arial CYR" w:hAnsi="Arial CYR"/>
+                              <w:rFonts w:ascii="Arial" w:hAnsi="Arial"/>
                               <w:color w:val="FF0000"/>
                               <w:sz w:val="11"/>
                               <w:lang w:val="pl-PL"/>
@@ -528,7 +515,7 @@
                           </w:r>
                           <w:r>
                             <w:rPr>
-                              <w:rFonts w:ascii="Arial CYR" w:hAnsi="Arial CYR"/>
+                              <w:rFonts w:ascii="Arial" w:hAnsi="Arial"/>
                               <w:color w:val="FF0000"/>
                               <w:sz w:val="11"/>
                               <w:lang w:val="pl-PL"/>
@@ -540,7 +527,7 @@
                           <w:pPr>
                             <w:spacing w:line="120" w:lineRule="exact"/>
                             <w:rPr>
-                              <w:rFonts w:ascii="Arial CYR" w:hAnsi="Arial CYR"/>
+                              <w:rFonts w:ascii="Arial" w:hAnsi="Arial"/>
                               <w:color w:val="FF0000"/>
                               <w:sz w:val="11"/>
                               <w:lang w:val="ru-RU"/>
@@ -548,7 +535,7 @@
                           </w:pPr>
                           <w:r>
                             <w:rPr>
-                              <w:rFonts w:ascii="Arial CYR" w:hAnsi="Arial CYR"/>
+                              <w:rFonts w:ascii="Arial" w:hAnsi="Arial"/>
                               <w:color w:val="FF0000"/>
                               <w:sz w:val="11"/>
                               <w:lang w:val="ru-RU"/>
@@ -566,7 +553,7 @@
                           </w:r>
                           <w:r>
                             <w:rPr>
-                              <w:rFonts w:ascii="Arial CYR" w:hAnsi="Arial CYR"/>
+                              <w:rFonts w:ascii="Arial" w:hAnsi="Arial"/>
                               <w:color w:val="FF0000"/>
                               <w:sz w:val="11"/>
                               <w:lang w:val="ru-RU"/>
@@ -575,7 +562,7 @@
                           </w:r>
                           <w:r>
                             <w:rPr>
-                              <w:rFonts w:ascii="Arial CYR" w:hAnsi="Arial CYR"/>
+                              <w:rFonts w:ascii="Arial" w:hAnsi="Arial"/>
                               <w:color w:val="FF0000"/>
                               <w:sz w:val="11"/>
                               <w:lang w:val="en-US"/>
@@ -584,7 +571,7 @@
                           </w:r>
                           <w:r>
                             <w:rPr>
-                              <w:rFonts w:ascii="Arial CYR" w:hAnsi="Arial CYR"/>
+                              <w:rFonts w:ascii="Arial" w:hAnsi="Arial"/>
                               <w:color w:val="FF0000"/>
                               <w:sz w:val="11"/>
                               <w:lang w:val="ru-RU"/>
@@ -1232,7 +1219,7 @@
             </w:pPr>
             <w:r>
               <w:rPr>
-                <w:rFonts w:ascii="Arial CYR" w:hAnsi="Arial CYR"/>
+                <w:rFonts w:ascii="Arial" w:hAnsi="Arial"/>
                 <w:color w:val="FF0000"/>
                 <w:sz w:val="11"/>
                 <w:lang w:val="pl-PL"/>
@@ -1250,7 +1237,7 @@
             </w:r>
             <w:r>
               <w:rPr>
-                <w:rFonts w:ascii="Arial CYR" w:hAnsi="Arial CYR"/>
+                <w:rFonts w:ascii="Arial" w:hAnsi="Arial"/>
                 <w:color w:val="FF0000"/>
                 <w:sz w:val="11"/>
                 <w:lang w:val="pl-PL"/>
@@ -1259,7 +1246,7 @@
             </w:r>
             <w:r>
               <w:rPr>
-                <w:rFonts w:ascii="Arial CYR" w:hAnsi="Arial CYR"/>
+                <w:rFonts w:ascii="Arial" w:hAnsi="Arial"/>
                 <w:color w:val="FF0000"/>
                 <w:sz w:val="11"/>
                 <w:lang w:val="pl-PL"/>
@@ -1607,7 +1594,7 @@
           <w:p>
             <w:pPr>
               <w:rPr>
-                <w:rFonts w:ascii="Arial CYR" w:hAnsi="Arial CYR"/>
+                <w:rFonts w:ascii="Arial" w:hAnsi="Arial"/>
                 <w:color w:val="FF0000"/>
                 <w:sz w:val="11"/>
                 <w:lang w:val="pl-PL"/>
@@ -1615,7 +1602,7 @@
             </w:pPr>
             <w:r>
               <w:rPr>
-                <w:rFonts w:ascii="Arial CYR" w:hAnsi="Arial CYR"/>
+                <w:rFonts w:ascii="Arial" w:hAnsi="Arial"/>
                 <w:color w:val="FF0000"/>
                 <w:sz w:val="11"/>
                 <w:lang w:val="pl-PL"/>
@@ -1633,7 +1620,7 @@
             </w:r>
             <w:r>
               <w:rPr>
-                <w:rFonts w:ascii="Arial CYR" w:hAnsi="Arial CYR"/>
+                <w:rFonts w:ascii="Arial" w:hAnsi="Arial"/>
                 <w:color w:val="FF0000"/>
                 <w:sz w:val="11"/>
                 <w:lang w:val="pl-PL"/>
@@ -2158,7 +2145,7 @@
           <w:p>
             <w:pPr>
               <w:rPr>
-                <w:rFonts w:ascii="Arial CYR" w:hAnsi="Arial CYR"/>
+                <w:rFonts w:ascii="Arial" w:hAnsi="Arial"/>
                 <w:color w:val="FF0000"/>
                 <w:sz w:val="11"/>
               </w:rPr>
@@ -2928,7 +2915,7 @@
           <w:p>
             <w:pPr>
               <w:rPr>
-                <w:rFonts w:ascii="Arial CYR" w:hAnsi="Arial CYR"/>
+                <w:rFonts w:ascii="Arial" w:hAnsi="Arial"/>
                 <w:color w:val="FF0000"/>
                 <w:sz w:val="11"/>
               </w:rPr>
@@ -3011,7 +2998,7 @@
           <w:p>
             <w:pPr>
               <w:rPr>
-                <w:rFonts w:ascii="Arial CYR" w:hAnsi="Arial CYR"/>
+                <w:rFonts w:ascii="Arial" w:hAnsi="Arial"/>
                 <w:color w:val="FF0000"/>
                 <w:sz w:val="11"/>
               </w:rPr>
@@ -3101,7 +3088,7 @@
             </w:r>
             <w:r>
               <w:rPr>
-                <w:rFonts w:ascii="Arial CYR" w:hAnsi="Arial CYR"/>
+                <w:rFonts w:ascii="Arial" w:hAnsi="Arial"/>
                 <w:color w:val="FF0000"/>
                 <w:sz w:val="11"/>
               </w:rPr>
@@ -3150,7 +3137,7 @@
           <w:p>
             <w:pPr>
               <w:rPr>
-                <w:rFonts w:ascii="Times New Roman Bold" w:hAnsi="Times New Roman Bold" w:cs="Times New Roman Bold"/>
+                <w:rFonts w:ascii="Times New Roman" w:hAnsi="Times New Roman" w:cs="Times New Roman"/>
                 <w:b/>
                 <w:bCs/>
                 <w:lang w:val="en-US"/>
@@ -3158,7 +3145,7 @@
             </w:pPr>
             <w:r>
               <w:rPr>
-                <w:rFonts w:ascii="Times New Roman Bold" w:eastAsia=".AppleSystemUIFont Regular" w:hAnsi="Times New Roman Bold"/>
+                <w:rFonts w:ascii="Times New Roman" w:eastAsia=".AppleSystemUIFont Regular" w:hAnsi="Times New Roman"/>
                 <w:b/>
                 <w:bCs/>
                 <w:lang w:val="en-US"/>
@@ -3166,7 +3153,7 @@
             </w:r>
             <w:r>
               <w:rPr>
-                <w:rFonts w:ascii="Times New Roman Bold" w:eastAsia=".AppleSystemUIFont Regular" w:hAnsi="Times New Roman Bold"/>
+                <w:rFonts w:ascii="Times New Roman" w:eastAsia=".AppleSystemUIFont Regular" w:hAnsi="Times New Roman"/>
                 <w:b/>
                 <w:bCs/>
                 <w:lang w:val="en-US"/>
@@ -3174,7 +3161,7 @@
             </w:r>
             <w:r>
               <w:rPr>
-                <w:rFonts w:ascii="Times New Roman Bold" w:eastAsia=".AppleSystemUIFont Regular" w:hAnsi="Times New Roman Bold" w:cs="Times New Roman Bold"/>
+                <w:rFonts w:ascii="Times New Roman" w:eastAsia=".AppleSystemUIFont Regular" w:hAnsi="Times New Roman" w:cs="Times New Roman"/>
                 <w:b/>
                 <w:bCs/>
                 <w:lang w:val="en-US"/>
@@ -3233,7 +3220,7 @@
             </w:pPr>
             <w:r>
               <w:rPr>
-                <w:rFonts w:ascii="Times New Roman Bold" w:hAnsi="Times New Roman Bold" w:cs="Times New Roman Bold"/>
+                <w:rFonts w:ascii="Times New Roman" w:hAnsi="Times New Roman" w:cs="Times New Roman"/>
                 <w:b/>
                 <w:bCs/>
                 <w:sz w:val="18"/>
@@ -3242,7 +3229,7 @@
             </w:r>
             <w:r>
               <w:rPr>
-                <w:rFonts w:ascii="Times New Roman Bold" w:hAnsi="Times New Roman Bold" w:cs="Times New Roman Bold"/>
+                <w:rFonts w:ascii="Times New Roman" w:hAnsi="Times New Roman" w:cs="Times New Roman"/>
                 <w:b/>
                 <w:bCs/>
                 <w:sz w:val="18"/>
@@ -3251,7 +3238,7 @@
             </w:r>
             <w:r>
               <w:rPr>
-                <w:rFonts w:ascii="Times New Roman Bold" w:hAnsi="Times New Roman Bold" w:cs="Times New Roman Bold"/>
+                <w:rFonts w:ascii="Times New Roman" w:hAnsi="Times New Roman" w:cs="Times New Roman"/>
                 <w:b/>
                 <w:bCs/>
                 <w:sz w:val="18"/>
@@ -3295,7 +3282,7 @@
           <w:p>
             <w:pPr>
               <w:rPr>
-                <w:rFonts w:ascii="Times New Roman Bold" w:hAnsi="Times New Roman Bold" w:cs="Times New Roman Bold"/>
+                <w:rFonts w:ascii="Times New Roman" w:hAnsi="Times New Roman" w:cs="Times New Roman"/>
                 <w:b/>
                 <w:bCs/>
                 <w:lang w:val="en-US"/>
@@ -3303,7 +3290,7 @@
             </w:pPr>
             <w:r>
               <w:rPr>
-                <w:rFonts w:ascii="Times New Roman Bold" w:hAnsi="Times New Roman Bold" w:cs="Times New Roman Bold"/>
+                <w:rFonts w:ascii="Times New Roman" w:hAnsi="Times New Roman" w:cs="Times New Roman"/>
                 <w:b/>
                 <w:bCs/>
                 <w:lang w:val="en-US"/>
@@ -3311,7 +3298,7 @@
             </w:r>
             <w:r>
               <w:rPr>
-                <w:rFonts w:ascii="Times New Roman Bold" w:hAnsi="Times New Roman Bold" w:cs="Times New Roman Bold"/>
+                <w:rFonts w:ascii="Times New Roman" w:hAnsi="Times New Roman" w:cs="Times New Roman"/>
                 <w:b/>
                 <w:bCs/>
                 <w:lang w:val="en-US"/>
@@ -3319,7 +3306,7 @@
             </w:r>
             <w:r>
               <w:rPr>
-                <w:rFonts w:ascii="Times New Roman Bold" w:hAnsi="Times New Roman Bold" w:cs="Times New Roman Bold"/>
+                <w:rFonts w:ascii="Times New Roman" w:hAnsi="Times New Roman" w:cs="Times New Roman"/>
                 <w:b/>
                 <w:bCs/>
                 <w:lang w:val="en-US"/>
@@ -3436,7 +3423,7 @@
           <w:p>
             <w:pPr>
               <w:rPr>
-                <w:rFonts w:ascii="Times New Roman Bold" w:hAnsi="Times New Roman Bold" w:cs="Times New Roman Bold"/>
+                <w:rFonts w:ascii="Times New Roman" w:hAnsi="Times New Roman" w:cs="Times New Roman"/>
                 <w:b/>
                 <w:bCs/>
                 <w:lang w:val="en-US"/>
@@ -3444,7 +3431,7 @@
             </w:pPr>
             <w:r>
               <w:rPr>
-                <w:rFonts w:ascii="Times New Roman Bold" w:hAnsi="Times New Roman Bold" w:cs="Times New Roman Bold"/>
+                <w:rFonts w:ascii="Times New Roman" w:hAnsi="Times New Roman" w:cs="Times New Roman"/>
                 <w:b/>
                 <w:bCs/>
                 <w:lang w:val="en-US"/>
@@ -3452,7 +3439,7 @@
             </w:r>
             <w:r>
               <w:rPr>
-                <w:rFonts w:ascii="Times New Roman Bold" w:hAnsi="Times New Roman Bold" w:cs="Times New Roman Bold"/>
+                <w:rFonts w:ascii="Times New Roman" w:hAnsi="Times New Roman" w:cs="Times New Roman"/>
                 <w:b/>
                 <w:bCs/>
                 <w:lang w:val="ru-RU"/>
@@ -3460,7 +3447,7 @@
             </w:r>
             <w:r>
               <w:rPr>
-                <w:rFonts w:ascii="Times New Roman Bold" w:hAnsi="Times New Roman Bold" w:cs="Times New Roman Bold"/>
+                <w:rFonts w:ascii="Times New Roman" w:hAnsi="Times New Roman" w:cs="Times New Roman"/>
                 <w:b/>
                 <w:bCs/>
                 <w:lang w:val="en-US"/>
@@ -3561,7 +3548,7 @@
           <w:p>
             <w:pPr>
               <w:rPr>
-                <w:rFonts w:ascii="Times New Roman Bold" w:hAnsi="Times New Roman Bold" w:cs="Times New Roman Bold"/>
+                <w:rFonts w:ascii="Times New Roman" w:hAnsi="Times New Roman" w:cs="Times New Roman"/>
                 <w:b/>
                 <w:bCs/>
                 <w:lang w:val="en-US"/>
@@ -3569,7 +3556,7 @@
             </w:pPr>
             <w:r>
               <w:rPr>
-                <w:rFonts w:ascii="Times New Roman Bold" w:hAnsi="Times New Roman Bold" w:cs="Times New Roman Bold"/>
+                <w:rFonts w:ascii="Times New Roman" w:hAnsi="Times New Roman" w:cs="Times New Roman"/>
                 <w:b/>
                 <w:bCs/>
                 <w:lang w:val="en-US"/>
@@ -3577,7 +3564,7 @@
             </w:r>
             <w:r>
               <w:rPr>
-                <w:rFonts w:ascii="Times New Roman Bold" w:hAnsi="Times New Roman Bold" w:cs="Times New Roman Bold"/>
+                <w:rFonts w:ascii="Times New Roman" w:hAnsi="Times New Roman" w:cs="Times New Roman"/>
                 <w:b/>
                 <w:bCs/>
                 <w:lang w:val="en-US"/>
@@ -3585,7 +3572,7 @@
             </w:r>
             <w:r>
               <w:rPr>
-                <w:rFonts w:ascii="Times New Roman Bold" w:hAnsi="Times New Roman Bold" w:cs="Times New Roman Bold"/>
+                <w:rFonts w:ascii="Times New Roman" w:hAnsi="Times New Roman" w:cs="Times New Roman"/>
                 <w:b/>
                 <w:bCs/>
                 <w:lang w:val="en-US"/>
@@ -3686,7 +3673,7 @@
           <w:p>
             <w:pPr>
               <w:rPr>
-                <w:rFonts w:ascii="Times New Roman Bold" w:hAnsi="Times New Roman Bold" w:cs="Times New Roman Bold"/>
+                <w:rFonts w:ascii="Times New Roman" w:hAnsi="Times New Roman" w:cs="Times New Roman"/>
                 <w:b/>
                 <w:bCs/>
                 <w:lang w:val="en-US"/>
@@ -3694,7 +3681,7 @@
             </w:pPr>
             <w:r>
               <w:rPr>
-                <w:rFonts w:ascii="Times New Roman Bold" w:hAnsi="Times New Roman Bold" w:cs="Times New Roman Bold"/>
+                <w:rFonts w:ascii="Times New Roman" w:hAnsi="Times New Roman" w:cs="Times New Roman"/>
                 <w:b/>
                 <w:bCs/>
                 <w:lang w:val="ru-RU"/>
@@ -3702,7 +3689,7 @@
             </w:r>
             <w:r>
               <w:rPr>
-                <w:rFonts w:ascii="Times New Roman Bold" w:hAnsi="Times New Roman Bold" w:cs="Times New Roman Bold"/>
+                <w:rFonts w:ascii="Times New Roman" w:hAnsi="Times New Roman" w:cs="Times New Roman"/>
                 <w:b/>
                 <w:bCs/>
                 <w:lang w:val="en-US"/>
@@ -3804,7 +3791,8 @@
             <w:pPr>
               <w:pStyle w:val="2"/>
               <w:rPr>
-                <w:rFonts w:ascii="Times New Roman Bold" w:hAnsi="Times New Roman Bold" w:cs="Times New Roman Bold"/>
+                <w:rFonts w:ascii="Times New Roman" w:hAnsi="Times New Roman" w:cs="Times New Roman"/>
+                <w:b/>
                 <w:bCs/>
                 <w:sz w:val="20"/>
                 <w:lang w:val="en-US"/>
@@ -3812,7 +3800,8 @@
             </w:pPr>
             <w:r>
               <w:rPr>
-                <w:rFonts w:ascii="Times New Roman Bold" w:hAnsi="Times New Roman Bold" w:cs="Times New Roman Bold"/>
+                <w:rFonts w:ascii="Times New Roman" w:hAnsi="Times New Roman" w:cs="Times New Roman"/>
+                <w:b/>
                 <w:bCs/>
                 <w:sz w:val="20"/>
                 <w:lang w:val="en-US"/>
@@ -3820,7 +3809,8 @@
             </w:r>
             <w:r>
               <w:rPr>
-                <w:rFonts w:ascii="Times New Roman Bold" w:hAnsi="Times New Roman Bold"/>
+                <w:rFonts w:ascii="Times New Roman" w:hAnsi="Times New Roman"/>
+                <w:b/>
                 <w:bCs/>
                 <w:sz w:val="20"/>
                 <w:lang w:val="en-US"/>
@@ -3876,7 +3866,7 @@
             </w:pPr>
             <w:r>
               <w:rPr>
-                <w:rFonts w:ascii="Times New Roman Bold" w:hAnsi="Times New Roman Bold"/>
+                <w:rFonts w:ascii="Times New Roman" w:hAnsi="Times New Roman"/>
                 <w:b/>
                 <w:bCs/>
                 <w:sz w:val="18"/>
@@ -3928,7 +3918,8 @@
             </w:pPr>
             <w:r>
               <w:rPr>
-                <w:rFonts w:ascii="Times New Roman Bold" w:hAnsi="Times New Roman Bold" w:cs="Times New Roman Bold"/>
+                <w:rFonts w:ascii="Times New Roman" w:hAnsi="Times New Roman" w:cs="Times New Roman"/>
+                <w:b/>
                 <w:bCs/>
                 <w:sz w:val="20"/>
                 <w:lang w:val="en-US"/>
@@ -4354,7 +4345,7 @@
           <w:p>
             <w:pPr>
               <w:rPr>
-                <w:rFonts w:ascii="Arial CYR" w:hAnsi="Arial CYR"/>
+                <w:rFonts w:ascii="Arial" w:hAnsi="Arial"/>
                 <w:color w:val="FF0000"/>
                 <w:sz w:val="11"/>
               </w:rPr>
@@ -4400,7 +4391,7 @@
           <w:p>
             <w:pPr>
               <w:rPr>
-                <w:rFonts w:ascii="Arial CYR" w:hAnsi="Arial CYR"/>
+                <w:rFonts w:ascii="Arial" w:hAnsi="Arial"/>
                 <w:color w:val="FF0000"/>
                 <w:sz w:val="11"/>
                 <w:lang w:val="ru-RU"/>
@@ -4458,7 +4449,7 @@
           <w:p>
             <w:pPr>
               <w:rPr>
-                <w:rFonts w:ascii="Arial CYR" w:hAnsi="Arial CYR"/>
+                <w:rFonts w:ascii="Arial" w:hAnsi="Arial"/>
                 <w:color w:val="FF0000"/>
                 <w:sz w:val="11"/>
                 <w:lang w:val="ru-RU"/>
@@ -6252,7 +6243,7 @@
           <w:p>
             <w:pPr>
               <w:rPr>
-                <w:rFonts w:ascii="Arial CYR" w:hAnsi="Arial CYR"/>
+                <w:rFonts w:ascii="Arial" w:hAnsi="Arial"/>
                 <w:color w:val="FF0000"/>
                 <w:sz w:val="12"/>
                 <w:lang w:val="ru-RU"/>
@@ -6269,7 +6260,7 @@
             </w:r>
             <w:r>
               <w:rPr>
-                <w:rFonts w:ascii="Arial CYR" w:hAnsi="Arial CYR"/>
+                <w:rFonts w:ascii="Arial" w:hAnsi="Arial"/>
                 <w:color w:val="FF0000"/>
                 <w:sz w:val="12"/>
                 <w:lang w:val="ru-RU"/>
@@ -7097,15 +7088,15 @@
           <w:p>
             <w:pPr>
               <w:rPr>
-                <w:rFonts w:ascii="Arial CYR" w:hAnsi="Arial CYR"/>
-                <w:color w:val="FF0000"/>
-                <w:sz w:val="11"/>
-                <w:lang w:val="ru-RU"/>
-              </w:rPr>
-            </w:pPr>
-            <w:r>
-              <w:rPr>
-                <w:rFonts w:ascii="Arial CYR" w:hAnsi="Arial CYR"/>
+                <w:rFonts w:ascii="Arial" w:hAnsi="Arial"/>
+                <w:color w:val="FF0000"/>
+                <w:sz w:val="11"/>
+                <w:lang w:val="ru-RU"/>
+              </w:rPr>
+            </w:pPr>
+            <w:r>
+              <w:rPr>
+                <w:rFonts w:ascii="Arial" w:hAnsi="Arial"/>
                 <w:color w:val="FF0000"/>
                 <w:sz w:val="11"/>
                 <w:lang w:val="ru-RU"/>
@@ -7163,7 +7154,7 @@
             </w:r>
             <w:r>
               <w:rPr>
-                <w:rFonts w:ascii="Arial CYR" w:hAnsi="Arial CYR"/>
+                <w:rFonts w:ascii="Arial" w:hAnsi="Arial"/>
                 <w:color w:val="FF0000"/>
                 <w:sz w:val="11"/>
                 <w:lang w:val="ru-RU"/>
@@ -7276,7 +7267,7 @@
             <w:pPr>
               <w:spacing w:before="40"/>
               <w:rPr>
-                <w:rFonts w:ascii="Arial CYR" w:hAnsi="Arial CYR"/>
+                <w:rFonts w:ascii="Arial" w:hAnsi="Arial"/>
                 <w:color w:val="FF0000"/>
                 <w:sz w:val="11"/>
                 <w:lang w:val="ru-RU"/>
@@ -7342,7 +7333,7 @@
             </w:r>
             <w:r>
               <w:rPr>
-                <w:rFonts w:ascii="Arial CYR" w:hAnsi="Arial CYR"/>
+                <w:rFonts w:ascii="Arial" w:hAnsi="Arial"/>
                 <w:color w:val="FF0000"/>
                 <w:sz w:val="11"/>
                 <w:lang w:val="ru-RU"/>
@@ -7565,7 +7556,7 @@
           <w:p>
             <w:pPr>
               <w:rPr>
-                <w:rFonts w:ascii="Arial CYR" w:hAnsi="Arial CYR"/>
+                <w:rFonts w:ascii="Arial" w:hAnsi="Arial"/>
                 <w:color w:val="FF0000"/>
                 <w:sz w:val="11"/>
               </w:rPr>
